--- a/اجرای خلاصه.docx
+++ b/اجرای خلاصه.docx
@@ -12,6 +12,103 @@
       </w:pPr>
       <w:r>
         <w:rPr>
+          <w:rFonts w:hint="cs"/>
+          <w:b/>
+          <w:bCs/>
+          <w:rtl/>
+        </w:rPr>
+        <w:t>راهنمای اجرا  :</w:t>
+      </w:r>
+      <w:r>
+        <w:rPr>
+          <w:b/>
+          <w:bCs/>
+          <w:rtl/>
+        </w:rPr>
+        <w:br/>
+      </w:r>
+      <w:r>
+        <w:rPr>
+          <w:b/>
+          <w:bCs/>
+          <w:rtl/>
+        </w:rPr>
+        <w:br/>
+      </w:r>
+      <w:r>
+        <w:rPr>
+          <w:rFonts w:cs="Arial"/>
+          <w:b/>
+          <w:bCs/>
+          <w:rtl/>
+        </w:rPr>
+        <w:t>.\</w:t>
+      </w:r>
+      <w:r>
+        <w:rPr>
+          <w:b/>
+          <w:bCs/>
+        </w:rPr>
+        <w:t xml:space="preserve">venv312\Scripts\python.exe -m </w:t>
+      </w:r>
+      <w:proofErr w:type="spellStart"/>
+      <w:r>
+        <w:rPr>
+          <w:b/>
+          <w:bCs/>
+        </w:rPr>
+        <w:t>uvicorn</w:t>
+      </w:r>
+      <w:proofErr w:type="spellEnd"/>
+      <w:r>
+        <w:rPr>
+          <w:b/>
+          <w:bCs/>
+        </w:rPr>
+        <w:t xml:space="preserve"> </w:t>
+      </w:r>
+      <w:proofErr w:type="spellStart"/>
+      <w:r>
+        <w:rPr>
+          <w:b/>
+          <w:bCs/>
+        </w:rPr>
+        <w:t>main:app</w:t>
+      </w:r>
+      <w:proofErr w:type="spellEnd"/>
+      <w:r>
+        <w:rPr>
+          <w:b/>
+          <w:bCs/>
+        </w:rPr>
+        <w:t xml:space="preserve"> --host 127.0.0.1 --port 8000</w:t>
+      </w:r>
+      <w:r>
+        <w:rPr>
+          <w:b/>
+          <w:bCs/>
+          <w:rtl/>
+        </w:rPr>
+        <w:br/>
+      </w:r>
+      <w:r>
+        <w:rPr>
+          <w:b/>
+          <w:bCs/>
+          <w:rtl/>
+        </w:rPr>
+        <w:br/>
+      </w:r>
+      <w:r>
+        <w:rPr>
+          <w:b/>
+          <w:bCs/>
+          <w:rtl/>
+        </w:rPr>
+        <w:br/>
+      </w:r>
+      <w:r>
+        <w:rPr>
           <w:b/>
           <w:bCs/>
           <w:rtl/>
@@ -104,7 +201,7 @@
       </w:pPr>
       <w:r>
         <w:pict w14:anchorId="1C6BDC03">
-          <v:rect id="_x0000_i1097" style="width:0;height:1.5pt" o:hralign="right" o:hrstd="t" o:hr="t" fillcolor="#a0a0a0" stroked="f"/>
+          <v:rect id="_x0000_i1025" style="width:0;height:1.5pt" o:hralign="right" o:hrstd="t" o:hr="t" fillcolor="#a0a0a0" stroked="f"/>
         </w:pict>
       </w:r>
     </w:p>
@@ -344,7 +441,7 @@
       </w:pPr>
       <w:r>
         <w:pict w14:anchorId="70E41DCD">
-          <v:rect id="_x0000_i1098" style="width:0;height:1.5pt" o:hralign="right" o:hrstd="t" o:hr="t" fillcolor="#a0a0a0" stroked="f"/>
+          <v:rect id="_x0000_i1026" style="width:0;height:1.5pt" o:hralign="right" o:hrstd="t" o:hr="t" fillcolor="#a0a0a0" stroked="f"/>
         </w:pict>
       </w:r>
     </w:p>
@@ -584,7 +681,7 @@
       </w:pPr>
       <w:r>
         <w:pict w14:anchorId="7A5842F2">
-          <v:rect id="_x0000_i1099" style="width:0;height:1.5pt" o:hralign="right" o:hrstd="t" o:hr="t" fillcolor="#a0a0a0" stroked="f"/>
+          <v:rect id="_x0000_i1027" style="width:0;height:1.5pt" o:hralign="right" o:hrstd="t" o:hr="t" fillcolor="#a0a0a0" stroked="f"/>
         </w:pict>
       </w:r>
     </w:p>
@@ -648,6 +745,7 @@
                 <w:b/>
                 <w:bCs/>
               </w:rPr>
+              <w:lastRenderedPageBreak/>
               <w:t>Endpoint</w:t>
             </w:r>
           </w:p>
@@ -838,9 +936,8 @@
         <w:bidi/>
       </w:pPr>
       <w:r>
-        <w:lastRenderedPageBreak/>
         <w:pict w14:anchorId="270D3953">
-          <v:rect id="_x0000_i1100" style="width:0;height:1.5pt" o:hralign="right" o:hrstd="t" o:hr="t" fillcolor="#a0a0a0" stroked="f"/>
+          <v:rect id="_x0000_i1028" style="width:0;height:1.5pt" o:hralign="right" o:hrstd="t" o:hr="t" fillcolor="#a0a0a0" stroked="f"/>
         </w:pict>
       </w:r>
     </w:p>
@@ -934,7 +1031,7 @@
       </w:pPr>
       <w:r>
         <w:pict w14:anchorId="415CDEEC">
-          <v:rect id="_x0000_i1101" style="width:0;height:1.5pt" o:hralign="right" o:hrstd="t" o:hr="t" fillcolor="#a0a0a0" stroked="f"/>
+          <v:rect id="_x0000_i1029" style="width:0;height:1.5pt" o:hralign="right" o:hrstd="t" o:hr="t" fillcolor="#a0a0a0" stroked="f"/>
         </w:pict>
       </w:r>
     </w:p>
@@ -1247,7 +1344,7 @@
       </w:pPr>
       <w:r>
         <w:pict w14:anchorId="22E0DF4D">
-          <v:rect id="_x0000_i1102" style="width:0;height:1.5pt" o:hralign="right" o:hrstd="t" o:hr="t" fillcolor="#a0a0a0" stroked="f"/>
+          <v:rect id="_x0000_i1030" style="width:0;height:1.5pt" o:hralign="right" o:hrstd="t" o:hr="t" fillcolor="#a0a0a0" stroked="f"/>
         </w:pict>
       </w:r>
     </w:p>
@@ -1335,6 +1432,7 @@
         <w:bidi/>
       </w:pPr>
       <w:r>
+        <w:lastRenderedPageBreak/>
         <w:t>.\</w:t>
       </w:r>
       <w:proofErr w:type="spellStart"/>
@@ -1424,7 +1522,6 @@
         <w:rPr>
           <w:rtl/>
         </w:rPr>
-        <w:lastRenderedPageBreak/>
         <w:t>در </w:t>
       </w:r>
       <w:r>
@@ -1583,7 +1680,7 @@
       </w:pPr>
       <w:r>
         <w:pict w14:anchorId="27E33F1A">
-          <v:rect id="_x0000_i1103" style="width:0;height:1.5pt" o:hralign="right" o:hrstd="t" o:hr="t" fillcolor="#a0a0a0" stroked="f"/>
+          <v:rect id="_x0000_i1031" style="width:0;height:1.5pt" o:hralign="right" o:hrstd="t" o:hr="t" fillcolor="#a0a0a0" stroked="f"/>
         </w:pict>
       </w:r>
     </w:p>
@@ -1687,13 +1784,8 @@
         <w:t>$</w:t>
       </w:r>
       <w:proofErr w:type="spellStart"/>
-      <w:proofErr w:type="gramStart"/>
-      <w:r>
-        <w:t>env:HF</w:t>
-      </w:r>
-      <w:proofErr w:type="gramEnd"/>
-      <w:r>
-        <w:t>_HOME</w:t>
+      <w:r>
+        <w:t>env:HF_HOME</w:t>
       </w:r>
       <w:proofErr w:type="spellEnd"/>
       <w:r>
@@ -1750,13 +1842,8 @@
         <w:t>$</w:t>
       </w:r>
       <w:proofErr w:type="spellStart"/>
-      <w:proofErr w:type="gramStart"/>
-      <w:r>
-        <w:t>env:USE</w:t>
-      </w:r>
-      <w:proofErr w:type="gramEnd"/>
-      <w:r>
-        <w:t>_FLASH_ATTN</w:t>
+      <w:r>
+        <w:t>env:USE_FLASH_ATTN</w:t>
       </w:r>
       <w:proofErr w:type="spellEnd"/>
       <w:r>
@@ -1877,8 +1964,9 @@
         <w:bidi/>
       </w:pPr>
       <w:r>
+        <w:lastRenderedPageBreak/>
         <w:pict w14:anchorId="53F88FC7">
-          <v:rect id="_x0000_i1104" style="width:0;height:1.5pt" o:hralign="right" o:hrstd="t" o:hr="t" fillcolor="#a0a0a0" stroked="f"/>
+          <v:rect id="_x0000_i1032" style="width:0;height:1.5pt" o:hralign="right" o:hrstd="t" o:hr="t" fillcolor="#a0a0a0" stroked="f"/>
         </w:pict>
       </w:r>
     </w:p>
@@ -1980,7 +2068,6 @@
         <w:bidi/>
       </w:pPr>
       <w:r>
-        <w:lastRenderedPageBreak/>
         <w:t xml:space="preserve">Postman </w:t>
       </w:r>
       <w:r>
@@ -2155,13 +2242,8 @@
         <w:t xml:space="preserve">  "</w:t>
       </w:r>
       <w:proofErr w:type="spellStart"/>
-      <w:proofErr w:type="gramStart"/>
-      <w:r>
-        <w:t>body</w:t>
-      </w:r>
-      <w:proofErr w:type="gramEnd"/>
-      <w:r>
-        <w:t>_text</w:t>
+      <w:r>
+        <w:t>body_text</w:t>
       </w:r>
       <w:proofErr w:type="spellEnd"/>
       <w:r>
@@ -2185,13 +2267,8 @@
         <w:t xml:space="preserve">  "</w:t>
       </w:r>
       <w:proofErr w:type="spellStart"/>
-      <w:proofErr w:type="gramStart"/>
-      <w:r>
-        <w:t>contact</w:t>
-      </w:r>
-      <w:proofErr w:type="gramEnd"/>
-      <w:r>
-        <w:t>_info</w:t>
+      <w:r>
+        <w:t>contact_info</w:t>
       </w:r>
       <w:proofErr w:type="spellEnd"/>
       <w:r>
@@ -2221,7 +2298,7 @@
       </w:pPr>
       <w:r>
         <w:pict w14:anchorId="01B09C24">
-          <v:rect id="_x0000_i1105" style="width:0;height:1.5pt" o:hralign="right" o:hrstd="t" o:hr="t" fillcolor="#a0a0a0" stroked="f"/>
+          <v:rect id="_x0000_i1033" style="width:0;height:1.5pt" o:hralign="right" o:hrstd="t" o:hr="t" fillcolor="#a0a0a0" stroked="f"/>
         </w:pict>
       </w:r>
     </w:p>
@@ -2457,13 +2534,8 @@
               <w:t>$</w:t>
             </w:r>
             <w:proofErr w:type="spellStart"/>
-            <w:proofErr w:type="gramStart"/>
             <w:r>
-              <w:t>env:MODEL</w:t>
-            </w:r>
-            <w:proofErr w:type="gramEnd"/>
-            <w:r>
-              <w:t>_NAME</w:t>
+              <w:t>env:MODEL_NAME</w:t>
             </w:r>
             <w:proofErr w:type="spellEnd"/>
             <w:r>
@@ -2564,6 +2636,7 @@
                 <w:b/>
                 <w:bCs/>
               </w:rPr>
+              <w:lastRenderedPageBreak/>
               <w:t>flash-attn</w:t>
             </w:r>
           </w:p>
@@ -2657,7 +2730,7 @@
       </w:pPr>
       <w:r>
         <w:pict w14:anchorId="6F62B232">
-          <v:rect id="_x0000_i1106" style="width:0;height:1.5pt" o:hralign="right" o:hrstd="t" o:hr="t" fillcolor="#a0a0a0" stroked="f"/>
+          <v:rect id="_x0000_i1034" style="width:0;height:1.5pt" o:hralign="right" o:hrstd="t" o:hr="t" fillcolor="#a0a0a0" stroked="f"/>
         </w:pict>
       </w:r>
     </w:p>
@@ -2682,7 +2755,6 @@
       <w:pPr>
         <w:bidi/>
         <w:rPr>
-          <w:rFonts w:hint="cs"/>
           <w:rtl/>
           <w:lang w:bidi="fa-IR"/>
         </w:rPr>
@@ -2702,7 +2774,6 @@
         <w:bidi/>
       </w:pPr>
       <w:r>
-        <w:lastRenderedPageBreak/>
         <w:t>python _dl_model.py</w:t>
       </w:r>
     </w:p>
@@ -2712,7 +2783,7 @@
       </w:pPr>
       <w:r>
         <w:pict w14:anchorId="385B0CF2">
-          <v:rect id="_x0000_i1107" style="width:0;height:1.5pt" o:hralign="right" o:hrstd="t" o:hr="t" fillcolor="#a0a0a0" stroked="f"/>
+          <v:rect id="_x0000_i1035" style="width:0;height:1.5pt" o:hralign="right" o:hrstd="t" o:hr="t" fillcolor="#a0a0a0" stroked="f"/>
         </w:pict>
       </w:r>
     </w:p>
@@ -2853,7 +2924,7 @@
       </w:pPr>
       <w:r>
         <w:pict w14:anchorId="180C7629">
-          <v:rect id="_x0000_i1108" style="width:0;height:1.5pt" o:hralign="right" o:hrstd="t" o:hr="t" fillcolor="#a0a0a0" stroked="f"/>
+          <v:rect id="_x0000_i1036" style="width:0;height:1.5pt" o:hralign="right" o:hrstd="t" o:hr="t" fillcolor="#a0a0a0" stroked="f"/>
         </w:pict>
       </w:r>
     </w:p>
@@ -4222,6 +4293,7 @@
   <w:style w:type="character" w:default="1" w:styleId="DefaultParagraphFont">
     <w:name w:val="Default Paragraph Font"/>
     <w:uiPriority w:val="1"/>
+    <w:semiHidden/>
     <w:unhideWhenUsed/>
   </w:style>
   <w:style w:type="table" w:default="1" w:styleId="TableNormal">
